--- a/eng/docx/006.content.docx
+++ b/eng/docx/006.content.docx
@@ -319,435 +319,423 @@
           <w:lang w:val="en_US" w:bidi="en_US"/>
         </w:rPr>
       </w:r>
+      <w:r>
+        <w:rPr>
+          <w:lang w:val="en_US" w:bidi="en_US"/>
+        </w:rPr>
+        <w:t>EZK 27:19</w:t>
+      </w:r>
+      <w:r>
+        <w:rPr>
+          <w:vertAlign w:val="superscript"/>
+          <w:lang w:val="en_US" w:bidi="en_US"/>
+        </w:rPr>
+        <w:t>1</w:t>
+      </w:r>
+    </w:p>
+    <w:p>
+      <w:pPr/>
+      <w:r>
+        <w:rPr>
+          <w:lang w:val="en_US" w:bidi="en_US"/>
+        </w:rPr>
+      </w:r>
+      <w:r>
+        <w:rPr>
+          <w:vertAlign w:val="superscript"/>
+          <w:lang w:val="en_US" w:bidi="en_US"/>
+        </w:rPr>
+        <w:t>1</w:t>
+      </w:r>
+      <w:r>
+        <w:rPr>
+          <w:lang w:val="en_US" w:bidi="en_US"/>
+        </w:rPr>
+        <w:t xml:space="preserve"> </w:t>
+      </w:r>
+      <w:r>
+        <w:rPr>
+          <w:lang w:val="en_US" w:bidi="en_US"/>
+        </w:rPr>
+        <w:t>EZK 27:19</w:t>
+      </w:r>
+      <w:r>
+        <w:rPr>
+          <w:lang w:val="en_US" w:bidi="en_US"/>
+        </w:rPr>
+        <w:t xml:space="preserve"> HOTTP-C </w:t>
+      </w:r>
+      <w:r>
+        <w:rPr>
+          <w:lang w:val="en_US" w:bidi="en_US"/>
+        </w:rPr>
+        <w:t>NJPS</w:t>
+      </w:r>
+      <w:r>
+        <w:rPr>
+          <w:lang w:val="en_US" w:bidi="en_US"/>
+        </w:rPr>
+        <w:t xml:space="preserve"> </w:t>
+      </w:r>
+      <w:r>
+        <w:rPr>
+          <w:lang w:val="en_US" w:bidi="en_US"/>
+        </w:rPr>
+        <w:t>NRSV</w:t>
+      </w:r>
+      <w:r>
+        <w:rPr>
+          <w:lang w:val="en_US" w:bidi="en_US"/>
+        </w:rPr>
+        <w:t xml:space="preserve"> </w:t>
+      </w:r>
+      <w:r>
+        <w:rPr>
+          <w:lang w:val="en_US" w:bidi="en_US"/>
+        </w:rPr>
+        <w:t>CEV</w:t>
+      </w:r>
+      <w:r>
+        <w:rPr>
+          <w:lang w:val="en_US" w:bidi="en_US"/>
+        </w:rPr>
+        <w:t xml:space="preserve"> | </w:t>
+      </w:r>
+      <w:r>
+        <w:rPr>
+          <w:lang w:val="en_US" w:bidi="en_US"/>
+        </w:rPr>
+        <w:t>RSV</w:t>
+      </w:r>
+      <w:r>
+        <w:rPr>
+          <w:lang w:val="en_US" w:bidi="en_US"/>
+        </w:rPr>
+        <w:t xml:space="preserve"> </w:t>
+      </w:r>
+      <w:r>
+        <w:rPr>
+          <w:lang w:val="en_US" w:bidi="en_US"/>
+        </w:rPr>
+        <w:t>REB</w:t>
+      </w:r>
+      <w:r>
+        <w:rPr>
+          <w:lang w:val="en_US" w:bidi="en_US"/>
+        </w:rPr>
+        <w:t xml:space="preserve"> </w:t>
+      </w:r>
+      <w:r>
+        <w:rPr>
+          <w:lang w:val="en_US" w:bidi="en_US"/>
+        </w:rPr>
+        <w:t>GNT</w:t>
+      </w:r>
+      <w:r>
+        <w:rPr>
+          <w:lang w:val="en_US" w:bidi="en_US"/>
+        </w:rPr>
+        <w:t xml:space="preserve"> [-] | </w:t>
+      </w:r>
+      <w:r>
+        <w:rPr>
+          <w:lang w:val="en_US" w:bidi="en_US"/>
+        </w:rPr>
+        <w:t>NIV</w:t>
+      </w:r>
+      <w:r>
+        <w:rPr>
+          <w:lang w:val="en_US" w:bidi="en_US"/>
+        </w:rPr>
+        <w:t xml:space="preserve"> </w:t>
+      </w:r>
+      <w:r>
+        <w:rPr>
+          <w:lang w:val="en_US" w:bidi="en_US"/>
+        </w:rPr>
+        <w:t>NJB</w:t>
+      </w:r>
+      <w:r>
+        <w:rPr>
+          <w:lang w:val="en_US" w:bidi="en_US"/>
+        </w:rPr>
+        <w:t xml:space="preserve"> וְ דָּן "and Dan(ites)"</w:t>
+      </w:r>
+    </w:p>
+    <w:p>
+      <w:pPr/>
+      <w:r>
+        <w:rPr>
+          <w:lang w:val="en_US" w:bidi="en_US"/>
+        </w:rPr>
+      </w:r>
+      <w:r>
+        <w:rPr>
+          <w:lang w:val="en_US" w:bidi="en_US"/>
+        </w:rPr>
+        <w:t>Reinier de Blois</w:t>
+      </w:r>
+      <w:r>
+        <w:rPr>
+          <w:lang w:val="en_US" w:bidi="en_US"/>
+        </w:rPr>
+      </w:r>
+      <w:r>
+        <w:rPr>
+          <w:lang w:val="en_US" w:bidi="en_US"/>
+        </w:rPr>
+      </w:r>
+    </w:p>
+    <w:p>
+      <w:pPr/>
+      <w:r>
+        <w:rPr>
+          <w:lang w:val="en_US" w:bidi="en_US"/>
+        </w:rPr>
+      </w:r>
+    </w:p>
+    <w:p>
+      <w:pPr>
+        <w:pStyle w:val="Heading2"/>
+      </w:pPr>
+      <w:r>
+        <w:rPr>
+          <w:lang w:val="en_US" w:bidi="en_US"/>
+        </w:rPr>
+        <w:t>וָהֵב</w:t>
+      </w:r>
+      <w:r>
+        <w:rPr>
+          <w:lang w:val="en_US" w:bidi="en_US"/>
+        </w:rPr>
+      </w:r>
+    </w:p>
+    <w:p>
+      <w:pPr>
+        <w:pStyle w:val="Heading1"/>
+      </w:pPr>
+      <w:r>
+        <w:rPr>
+          <w:lang w:val="en_US" w:bidi="en_US"/>
+        </w:rPr>
+        <w:t>וָהֵב</w:t>
+      </w:r>
+    </w:p>
+    <w:p>
+      <w:pPr/>
+      <w:r>
+        <w:rPr>
+          <w:lang w:val="en_US" w:bidi="en_US"/>
+        </w:rPr>
+      </w:r>
+      <w:r>
+        <w:rPr>
+          <w:lang w:val="en_US" w:bidi="en_US"/>
+        </w:rPr>
+        <w:t>וָהֵב</w:t>
+      </w:r>
+      <w:r>
+        <w:rPr>
+          <w:lang w:val="en_US" w:bidi="en_US"/>
+        </w:rPr>
+        <w:t xml:space="preserve"> (</w:t>
+      </w:r>
+      <w:r>
+        <w:rPr>
+          <w:lang w:val="en_US" w:bidi="en_US"/>
+        </w:rPr>
+        <w:t>H2052</w:t>
+      </w:r>
+      <w:r>
+        <w:rPr>
+          <w:lang w:val="en_US" w:bidi="en_US"/>
+        </w:rPr>
+        <w:t>)</w:t>
+      </w:r>
+    </w:p>
+    <w:p>
+      <w:pPr/>
+      <w:r>
+        <w:rPr>
+          <w:lang w:val="en_US" w:bidi="en_US"/>
+        </w:rPr>
+      </w:r>
+      <w:r>
+        <w:rPr>
+          <w:lang w:val="en_US" w:bidi="en_US"/>
+        </w:rPr>
+        <w:t>name</w:t>
+      </w:r>
+    </w:p>
+    <w:p>
+      <w:pPr/>
+      <w:r>
+        <w:rPr>
+          <w:lang w:val="en_US" w:bidi="en_US"/>
+        </w:rPr>
+      </w:r>
+      <w:r>
+        <w:rPr>
+          <w:lang w:val="en_US" w:bidi="en_US"/>
+        </w:rPr>
+        <w:t>Names of Locations</w:t>
+      </w:r>
+    </w:p>
+    <w:p>
+      <w:pPr/>
+      <w:r>
+        <w:rPr>
+          <w:lang w:val="en_US" w:bidi="en_US"/>
+        </w:rPr>
+      </w:r>
+      <w:r>
+        <w:rPr>
+          <w:lang w:val="en_US" w:bidi="en_US"/>
+        </w:rPr>
+        <w:t>Waheb</w:t>
+      </w:r>
+      <w:r>
+        <w:rPr>
+          <w:lang w:val="en_US" w:bidi="en_US"/>
+        </w:rPr>
+        <w:t xml:space="preserve"> </w:t>
+      </w:r>
+      <w:r>
+        <w:rPr>
+          <w:lang w:val="en_US" w:bidi="en_US"/>
+        </w:rPr>
+        <w:t xml:space="preserve">= unidentified location, ◄ probably in </w:t>
+      </w:r>
+      <w:r>
+        <w:rPr>
+          <w:lang w:val="en_US" w:bidi="en_US"/>
+        </w:rPr>
+        <w:t>Moab</w:t>
+      </w:r>
+      <w:r>
+        <w:rPr>
+          <w:lang w:val="en_US" w:bidi="en_US"/>
+        </w:rPr>
+        <w:t xml:space="preserve"> near river </w:t>
+      </w:r>
+      <w:r>
+        <w:rPr>
+          <w:lang w:val="en_US" w:bidi="en_US"/>
+        </w:rPr>
+        <w:t>Arnon</w:t>
+      </w:r>
+      <w:r>
+        <w:rPr>
+          <w:lang w:val="en_US" w:bidi="en_US"/>
+        </w:rPr>
+        <w:t xml:space="preserve"> (ABD)</w:t>
+      </w:r>
+    </w:p>
+    <w:p>
+      <w:pPr/>
+      <w:r>
+        <w:rPr>
+          <w:lang w:val="en_US" w:bidi="en_US"/>
+        </w:rPr>
+      </w:r>
+      <w:r>
+        <w:rPr>
+          <w:lang w:val="en_US" w:bidi="en_US"/>
+        </w:rPr>
+        <w:t>NUM 21:14</w:t>
+      </w:r>
+    </w:p>
+    <w:p>
+      <w:pPr/>
+      <w:r>
+        <w:rPr>
+          <w:lang w:val="en_US" w:bidi="en_US"/>
+        </w:rPr>
+      </w:r>
+      <w:r>
+        <w:rPr>
+          <w:lang w:val="en_US" w:bidi="en_US"/>
+        </w:rPr>
+        <w:t>Reinier de Blois</w:t>
+      </w:r>
+      <w:r>
+        <w:rPr>
+          <w:lang w:val="en_US" w:bidi="en_US"/>
+        </w:rPr>
+      </w:r>
+      <w:r>
+        <w:rPr>
+          <w:lang w:val="en_US" w:bidi="en_US"/>
+        </w:rPr>
+      </w:r>
+    </w:p>
+    <w:p>
+      <w:pPr/>
+      <w:r>
+        <w:rPr>
+          <w:lang w:val="en_US" w:bidi="en_US"/>
+        </w:rPr>
+      </w:r>
+    </w:p>
+    <w:p>
+      <w:pPr>
+        <w:pStyle w:val="Heading2"/>
+      </w:pPr>
+      <w:r>
+        <w:rPr>
+          <w:lang w:val="en_US" w:bidi="en_US"/>
+        </w:rPr>
+        <w:t>וָו</w:t>
+      </w:r>
+      <w:r>
+        <w:rPr>
+          <w:lang w:val="en_US" w:bidi="en_US"/>
+        </w:rPr>
+      </w:r>
+    </w:p>
+    <w:p>
+      <w:pPr>
+        <w:pStyle w:val="Heading1"/>
+      </w:pPr>
+      <w:r>
+        <w:rPr>
+          <w:lang w:val="en_US" w:bidi="en_US"/>
+        </w:rPr>
+        <w:t>וָו</w:t>
+      </w:r>
+    </w:p>
+    <w:p>
+      <w:pPr/>
+      <w:r>
+        <w:rPr>
+          <w:lang w:val="en_US" w:bidi="en_US"/>
+        </w:rPr>
+      </w:r>
+      <w:r>
+        <w:rPr>
+          <w:lang w:val="en_US" w:bidi="en_US"/>
+        </w:rPr>
+        <w:t>וָו</w:t>
+      </w:r>
+      <w:r>
+        <w:rPr>
+          <w:lang w:val="en_US" w:bidi="en_US"/>
+        </w:rPr>
+        <w:t xml:space="preserve"> (</w:t>
+      </w:r>
+      <w:r>
+        <w:rPr>
+          <w:lang w:val="en_US" w:bidi="en_US"/>
+        </w:rPr>
+        <w:t>H2053</w:t>
+      </w:r>
+      <w:r>
+        <w:rPr>
+          <w:lang w:val="en_US" w:bidi="en_US"/>
+        </w:rPr>
+        <w:t xml:space="preserve">) </w:t>
+      </w:r>
       <w:hyperlink r:id="rId15">
-        <w:r>
-          <w:rPr>
-            <w:lang w:val="en_US" w:bidi="en_US"/>
-          </w:rPr>
-          <w:rPr>
-            <w:color w:val="0000EE"/>
-            <w:u w:val="single"/>
-          </w:rPr>
-          <w:t>EZK 27:19</w:t>
-        </w:r>
-      </w:hyperlink>
-      <w:r>
-        <w:rPr>
-          <w:vertAlign w:val="superscript"/>
-          <w:lang w:val="en_US" w:bidi="en_US"/>
-        </w:rPr>
-        <w:t>1</w:t>
-      </w:r>
-    </w:p>
-    <w:p>
-      <w:pPr/>
-      <w:r>
-        <w:rPr>
-          <w:lang w:val="en_US" w:bidi="en_US"/>
-        </w:rPr>
-      </w:r>
-      <w:r>
-        <w:rPr>
-          <w:vertAlign w:val="superscript"/>
-          <w:lang w:val="en_US" w:bidi="en_US"/>
-        </w:rPr>
-        <w:t>1</w:t>
-      </w:r>
-      <w:r>
-        <w:rPr>
-          <w:lang w:val="en_US" w:bidi="en_US"/>
-        </w:rPr>
-        <w:t xml:space="preserve"> </w:t>
-      </w:r>
-      <w:r>
-        <w:rPr>
-          <w:lang w:val="en_US" w:bidi="en_US"/>
-        </w:rPr>
-        <w:t>EZK 27:19</w:t>
-      </w:r>
-      <w:r>
-        <w:rPr>
-          <w:lang w:val="en_US" w:bidi="en_US"/>
-        </w:rPr>
-        <w:t xml:space="preserve"> HOTTP-C </w:t>
-      </w:r>
-      <w:r>
-        <w:rPr>
-          <w:lang w:val="en_US" w:bidi="en_US"/>
-        </w:rPr>
-        <w:t>NJPS</w:t>
-      </w:r>
-      <w:r>
-        <w:rPr>
-          <w:lang w:val="en_US" w:bidi="en_US"/>
-        </w:rPr>
-        <w:t xml:space="preserve"> </w:t>
-      </w:r>
-      <w:r>
-        <w:rPr>
-          <w:lang w:val="en_US" w:bidi="en_US"/>
-        </w:rPr>
-        <w:t>NRSV</w:t>
-      </w:r>
-      <w:r>
-        <w:rPr>
-          <w:lang w:val="en_US" w:bidi="en_US"/>
-        </w:rPr>
-        <w:t xml:space="preserve"> </w:t>
-      </w:r>
-      <w:r>
-        <w:rPr>
-          <w:lang w:val="en_US" w:bidi="en_US"/>
-        </w:rPr>
-        <w:t>CEV</w:t>
-      </w:r>
-      <w:r>
-        <w:rPr>
-          <w:lang w:val="en_US" w:bidi="en_US"/>
-        </w:rPr>
-        <w:t xml:space="preserve"> | </w:t>
-      </w:r>
-      <w:r>
-        <w:rPr>
-          <w:lang w:val="en_US" w:bidi="en_US"/>
-        </w:rPr>
-        <w:t>RSV</w:t>
-      </w:r>
-      <w:r>
-        <w:rPr>
-          <w:lang w:val="en_US" w:bidi="en_US"/>
-        </w:rPr>
-        <w:t xml:space="preserve"> </w:t>
-      </w:r>
-      <w:r>
-        <w:rPr>
-          <w:lang w:val="en_US" w:bidi="en_US"/>
-        </w:rPr>
-        <w:t>REB</w:t>
-      </w:r>
-      <w:r>
-        <w:rPr>
-          <w:lang w:val="en_US" w:bidi="en_US"/>
-        </w:rPr>
-        <w:t xml:space="preserve"> </w:t>
-      </w:r>
-      <w:r>
-        <w:rPr>
-          <w:lang w:val="en_US" w:bidi="en_US"/>
-        </w:rPr>
-        <w:t>GNT</w:t>
-      </w:r>
-      <w:r>
-        <w:rPr>
-          <w:lang w:val="en_US" w:bidi="en_US"/>
-        </w:rPr>
-        <w:t xml:space="preserve"> [-] | </w:t>
-      </w:r>
-      <w:r>
-        <w:rPr>
-          <w:lang w:val="en_US" w:bidi="en_US"/>
-        </w:rPr>
-        <w:t>NIV</w:t>
-      </w:r>
-      <w:r>
-        <w:rPr>
-          <w:lang w:val="en_US" w:bidi="en_US"/>
-        </w:rPr>
-        <w:t xml:space="preserve"> </w:t>
-      </w:r>
-      <w:r>
-        <w:rPr>
-          <w:lang w:val="en_US" w:bidi="en_US"/>
-        </w:rPr>
-        <w:t>NJB</w:t>
-      </w:r>
-      <w:r>
-        <w:rPr>
-          <w:lang w:val="en_US" w:bidi="en_US"/>
-        </w:rPr>
-        <w:t xml:space="preserve"> וְ דָּן "and Dan(ites)"</w:t>
-      </w:r>
-    </w:p>
-    <w:p>
-      <w:pPr/>
-      <w:r>
-        <w:rPr>
-          <w:lang w:val="en_US" w:bidi="en_US"/>
-        </w:rPr>
-      </w:r>
-      <w:r>
-        <w:rPr>
-          <w:lang w:val="en_US" w:bidi="en_US"/>
-        </w:rPr>
-        <w:t>Reinier de Blois</w:t>
-      </w:r>
-      <w:r>
-        <w:rPr>
-          <w:lang w:val="en_US" w:bidi="en_US"/>
-        </w:rPr>
-      </w:r>
-      <w:r>
-        <w:rPr>
-          <w:lang w:val="en_US" w:bidi="en_US"/>
-        </w:rPr>
-      </w:r>
-    </w:p>
-    <w:p>
-      <w:pPr/>
-      <w:r>
-        <w:rPr>
-          <w:lang w:val="en_US" w:bidi="en_US"/>
-        </w:rPr>
-      </w:r>
-    </w:p>
-    <w:p>
-      <w:pPr>
-        <w:pStyle w:val="Heading2"/>
-      </w:pPr>
-      <w:r>
-        <w:rPr>
-          <w:lang w:val="en_US" w:bidi="en_US"/>
-        </w:rPr>
-        <w:t>וָהֵב</w:t>
-      </w:r>
-      <w:r>
-        <w:rPr>
-          <w:lang w:val="en_US" w:bidi="en_US"/>
-        </w:rPr>
-      </w:r>
-    </w:p>
-    <w:p>
-      <w:pPr>
-        <w:pStyle w:val="Heading1"/>
-      </w:pPr>
-      <w:r>
-        <w:rPr>
-          <w:lang w:val="en_US" w:bidi="en_US"/>
-        </w:rPr>
-        <w:t>וָהֵב</w:t>
-      </w:r>
-    </w:p>
-    <w:p>
-      <w:pPr/>
-      <w:r>
-        <w:rPr>
-          <w:lang w:val="en_US" w:bidi="en_US"/>
-        </w:rPr>
-      </w:r>
-      <w:r>
-        <w:rPr>
-          <w:lang w:val="en_US" w:bidi="en_US"/>
-        </w:rPr>
-        <w:t>וָהֵב</w:t>
-      </w:r>
-      <w:r>
-        <w:rPr>
-          <w:lang w:val="en_US" w:bidi="en_US"/>
-        </w:rPr>
-        <w:t xml:space="preserve"> (</w:t>
-      </w:r>
-      <w:r>
-        <w:rPr>
-          <w:lang w:val="en_US" w:bidi="en_US"/>
-        </w:rPr>
-        <w:t>H2052</w:t>
-      </w:r>
-      <w:r>
-        <w:rPr>
-          <w:lang w:val="en_US" w:bidi="en_US"/>
-        </w:rPr>
-        <w:t>)</w:t>
-      </w:r>
-    </w:p>
-    <w:p>
-      <w:pPr/>
-      <w:r>
-        <w:rPr>
-          <w:lang w:val="en_US" w:bidi="en_US"/>
-        </w:rPr>
-      </w:r>
-      <w:r>
-        <w:rPr>
-          <w:lang w:val="en_US" w:bidi="en_US"/>
-        </w:rPr>
-        <w:t>name</w:t>
-      </w:r>
-    </w:p>
-    <w:p>
-      <w:pPr/>
-      <w:r>
-        <w:rPr>
-          <w:lang w:val="en_US" w:bidi="en_US"/>
-        </w:rPr>
-      </w:r>
-      <w:r>
-        <w:rPr>
-          <w:lang w:val="en_US" w:bidi="en_US"/>
-        </w:rPr>
-        <w:t>Names of Locations</w:t>
-      </w:r>
-    </w:p>
-    <w:p>
-      <w:pPr/>
-      <w:r>
-        <w:rPr>
-          <w:lang w:val="en_US" w:bidi="en_US"/>
-        </w:rPr>
-      </w:r>
-      <w:r>
-        <w:rPr>
-          <w:lang w:val="en_US" w:bidi="en_US"/>
-        </w:rPr>
-        <w:t>Waheb</w:t>
-      </w:r>
-      <w:r>
-        <w:rPr>
-          <w:lang w:val="en_US" w:bidi="en_US"/>
-        </w:rPr>
-        <w:t xml:space="preserve"> </w:t>
-      </w:r>
-      <w:r>
-        <w:rPr>
-          <w:lang w:val="en_US" w:bidi="en_US"/>
-        </w:rPr>
-        <w:t xml:space="preserve">= unidentified location, ◄ probably in </w:t>
-      </w:r>
-      <w:r>
-        <w:rPr>
-          <w:lang w:val="en_US" w:bidi="en_US"/>
-        </w:rPr>
-        <w:t>Moab</w:t>
-      </w:r>
-      <w:r>
-        <w:rPr>
-          <w:lang w:val="en_US" w:bidi="en_US"/>
-        </w:rPr>
-        <w:t xml:space="preserve"> near river </w:t>
-      </w:r>
-      <w:r>
-        <w:rPr>
-          <w:lang w:val="en_US" w:bidi="en_US"/>
-        </w:rPr>
-        <w:t>Arnon</w:t>
-      </w:r>
-      <w:r>
-        <w:rPr>
-          <w:lang w:val="en_US" w:bidi="en_US"/>
-        </w:rPr>
-        <w:t xml:space="preserve"> (ABD)</w:t>
-      </w:r>
-    </w:p>
-    <w:p>
-      <w:pPr/>
-      <w:r>
-        <w:rPr>
-          <w:lang w:val="en_US" w:bidi="en_US"/>
-        </w:rPr>
-      </w:r>
-      <w:hyperlink r:id="rId16">
-        <w:r>
-          <w:rPr>
-            <w:lang w:val="en_US" w:bidi="en_US"/>
-          </w:rPr>
-          <w:rPr>
-            <w:color w:val="0000EE"/>
-            <w:u w:val="single"/>
-          </w:rPr>
-          <w:t>NUM 21:14</w:t>
-        </w:r>
-      </w:hyperlink>
-    </w:p>
-    <w:p>
-      <w:pPr/>
-      <w:r>
-        <w:rPr>
-          <w:lang w:val="en_US" w:bidi="en_US"/>
-        </w:rPr>
-      </w:r>
-      <w:r>
-        <w:rPr>
-          <w:lang w:val="en_US" w:bidi="en_US"/>
-        </w:rPr>
-        <w:t>Reinier de Blois</w:t>
-      </w:r>
-      <w:r>
-        <w:rPr>
-          <w:lang w:val="en_US" w:bidi="en_US"/>
-        </w:rPr>
-      </w:r>
-      <w:r>
-        <w:rPr>
-          <w:lang w:val="en_US" w:bidi="en_US"/>
-        </w:rPr>
-      </w:r>
-    </w:p>
-    <w:p>
-      <w:pPr/>
-      <w:r>
-        <w:rPr>
-          <w:lang w:val="en_US" w:bidi="en_US"/>
-        </w:rPr>
-      </w:r>
-    </w:p>
-    <w:p>
-      <w:pPr>
-        <w:pStyle w:val="Heading2"/>
-      </w:pPr>
-      <w:r>
-        <w:rPr>
-          <w:lang w:val="en_US" w:bidi="en_US"/>
-        </w:rPr>
-        <w:t>וָו</w:t>
-      </w:r>
-      <w:r>
-        <w:rPr>
-          <w:lang w:val="en_US" w:bidi="en_US"/>
-        </w:rPr>
-      </w:r>
-    </w:p>
-    <w:p>
-      <w:pPr>
-        <w:pStyle w:val="Heading1"/>
-      </w:pPr>
-      <w:r>
-        <w:rPr>
-          <w:lang w:val="en_US" w:bidi="en_US"/>
-        </w:rPr>
-        <w:t>וָו</w:t>
-      </w:r>
-    </w:p>
-    <w:p>
-      <w:pPr/>
-      <w:r>
-        <w:rPr>
-          <w:lang w:val="en_US" w:bidi="en_US"/>
-        </w:rPr>
-      </w:r>
-      <w:r>
-        <w:rPr>
-          <w:lang w:val="en_US" w:bidi="en_US"/>
-        </w:rPr>
-        <w:t>וָו</w:t>
-      </w:r>
-      <w:r>
-        <w:rPr>
-          <w:lang w:val="en_US" w:bidi="en_US"/>
-        </w:rPr>
-        <w:t xml:space="preserve"> (</w:t>
-      </w:r>
-      <w:r>
-        <w:rPr>
-          <w:lang w:val="en_US" w:bidi="en_US"/>
-        </w:rPr>
-        <w:t>H2053</w:t>
-      </w:r>
-      <w:r>
-        <w:rPr>
-          <w:lang w:val="en_US" w:bidi="en_US"/>
-        </w:rPr>
-        <w:t xml:space="preserve">) </w:t>
-      </w:r>
-      <w:hyperlink r:id="rId17">
         <w:r>
           <w:rPr>
             <w:lang w:val="en_US" w:bidi="en_US"/>
@@ -821,234 +809,156 @@
           <w:lang w:val="en_US" w:bidi="en_US"/>
         </w:rPr>
       </w:r>
-      <w:hyperlink r:id="rId18">
-        <w:r>
-          <w:rPr>
-            <w:lang w:val="en_US" w:bidi="en_US"/>
-          </w:rPr>
-          <w:rPr>
-            <w:color w:val="0000EE"/>
-            <w:u w:val="single"/>
-          </w:rPr>
-          <w:t>EXO 26:32</w:t>
-        </w:r>
-      </w:hyperlink>
+      <w:r>
+        <w:rPr>
+          <w:lang w:val="en_US" w:bidi="en_US"/>
+        </w:rPr>
+        <w:t>EXO 26:32</w:t>
+      </w:r>
       <w:r>
         <w:rPr>
           <w:lang w:val="en_US" w:bidi="en_US"/>
         </w:rPr>
         <w:t xml:space="preserve"> · </w:t>
       </w:r>
-      <w:hyperlink r:id="rId19">
-        <w:r>
-          <w:rPr>
-            <w:lang w:val="en_US" w:bidi="en_US"/>
-          </w:rPr>
-          <w:rPr>
-            <w:color w:val="0000EE"/>
-            <w:u w:val="single"/>
-          </w:rPr>
-          <w:t>EXO 26:37</w:t>
-        </w:r>
-      </w:hyperlink>
+      <w:r>
+        <w:rPr>
+          <w:lang w:val="en_US" w:bidi="en_US"/>
+        </w:rPr>
+        <w:t>EXO 26:37</w:t>
+      </w:r>
       <w:r>
         <w:rPr>
           <w:lang w:val="en_US" w:bidi="en_US"/>
         </w:rPr>
         <w:t xml:space="preserve"> · </w:t>
       </w:r>
-      <w:hyperlink r:id="rId20">
-        <w:r>
-          <w:rPr>
-            <w:lang w:val="en_US" w:bidi="en_US"/>
-          </w:rPr>
-          <w:rPr>
-            <w:color w:val="0000EE"/>
-            <w:u w:val="single"/>
-          </w:rPr>
-          <w:t>EXO 27:10</w:t>
-        </w:r>
-      </w:hyperlink>
+      <w:r>
+        <w:rPr>
+          <w:lang w:val="en_US" w:bidi="en_US"/>
+        </w:rPr>
+        <w:t>EXO 27:10</w:t>
+      </w:r>
       <w:r>
         <w:rPr>
           <w:lang w:val="en_US" w:bidi="en_US"/>
         </w:rPr>
         <w:t xml:space="preserve"> · </w:t>
       </w:r>
-      <w:hyperlink r:id="rId21">
-        <w:r>
-          <w:rPr>
-            <w:lang w:val="en_US" w:bidi="en_US"/>
-          </w:rPr>
-          <w:rPr>
-            <w:color w:val="0000EE"/>
-            <w:u w:val="single"/>
-          </w:rPr>
-          <w:t>EXO 27:11</w:t>
-        </w:r>
-      </w:hyperlink>
+      <w:r>
+        <w:rPr>
+          <w:lang w:val="en_US" w:bidi="en_US"/>
+        </w:rPr>
+        <w:t>EXO 27:11</w:t>
+      </w:r>
       <w:r>
         <w:rPr>
           <w:lang w:val="en_US" w:bidi="en_US"/>
         </w:rPr>
         <w:t xml:space="preserve"> · </w:t>
       </w:r>
-      <w:hyperlink r:id="rId22">
-        <w:r>
-          <w:rPr>
-            <w:lang w:val="en_US" w:bidi="en_US"/>
-          </w:rPr>
-          <w:rPr>
-            <w:color w:val="0000EE"/>
-            <w:u w:val="single"/>
-          </w:rPr>
-          <w:t>EXO 27:17</w:t>
-        </w:r>
-      </w:hyperlink>
+      <w:r>
+        <w:rPr>
+          <w:lang w:val="en_US" w:bidi="en_US"/>
+        </w:rPr>
+        <w:t>EXO 27:17</w:t>
+      </w:r>
       <w:r>
         <w:rPr>
           <w:lang w:val="en_US" w:bidi="en_US"/>
         </w:rPr>
         <w:t xml:space="preserve"> · </w:t>
       </w:r>
-      <w:hyperlink r:id="rId23">
-        <w:r>
-          <w:rPr>
-            <w:lang w:val="en_US" w:bidi="en_US"/>
-          </w:rPr>
-          <w:rPr>
-            <w:color w:val="0000EE"/>
-            <w:u w:val="single"/>
-          </w:rPr>
-          <w:t>EXO 36:36</w:t>
-        </w:r>
-      </w:hyperlink>
+      <w:r>
+        <w:rPr>
+          <w:lang w:val="en_US" w:bidi="en_US"/>
+        </w:rPr>
+        <w:t>EXO 36:36</w:t>
+      </w:r>
       <w:r>
         <w:rPr>
           <w:lang w:val="en_US" w:bidi="en_US"/>
         </w:rPr>
         <w:t xml:space="preserve"> · </w:t>
       </w:r>
-      <w:hyperlink r:id="rId24">
-        <w:r>
-          <w:rPr>
-            <w:lang w:val="en_US" w:bidi="en_US"/>
-          </w:rPr>
-          <w:rPr>
-            <w:color w:val="0000EE"/>
-            <w:u w:val="single"/>
-          </w:rPr>
-          <w:t>EXO 36:38</w:t>
-        </w:r>
-      </w:hyperlink>
+      <w:r>
+        <w:rPr>
+          <w:lang w:val="en_US" w:bidi="en_US"/>
+        </w:rPr>
+        <w:t>EXO 36:38</w:t>
+      </w:r>
       <w:r>
         <w:rPr>
           <w:lang w:val="en_US" w:bidi="en_US"/>
         </w:rPr>
         <w:t xml:space="preserve"> · </w:t>
       </w:r>
-      <w:hyperlink r:id="rId25">
-        <w:r>
-          <w:rPr>
-            <w:lang w:val="en_US" w:bidi="en_US"/>
-          </w:rPr>
-          <w:rPr>
-            <w:color w:val="0000EE"/>
-            <w:u w:val="single"/>
-          </w:rPr>
-          <w:t>EXO 38:10</w:t>
-        </w:r>
-      </w:hyperlink>
+      <w:r>
+        <w:rPr>
+          <w:lang w:val="en_US" w:bidi="en_US"/>
+        </w:rPr>
+        <w:t>EXO 38:10</w:t>
+      </w:r>
       <w:r>
         <w:rPr>
           <w:lang w:val="en_US" w:bidi="en_US"/>
         </w:rPr>
         <w:t xml:space="preserve"> · </w:t>
       </w:r>
-      <w:hyperlink r:id="rId26">
-        <w:r>
-          <w:rPr>
-            <w:lang w:val="en_US" w:bidi="en_US"/>
-          </w:rPr>
-          <w:rPr>
-            <w:color w:val="0000EE"/>
-            <w:u w:val="single"/>
-          </w:rPr>
-          <w:t>EXO 38:11</w:t>
-        </w:r>
-      </w:hyperlink>
+      <w:r>
+        <w:rPr>
+          <w:lang w:val="en_US" w:bidi="en_US"/>
+        </w:rPr>
+        <w:t>EXO 38:11</w:t>
+      </w:r>
       <w:r>
         <w:rPr>
           <w:lang w:val="en_US" w:bidi="en_US"/>
         </w:rPr>
         <w:t xml:space="preserve"> · </w:t>
       </w:r>
-      <w:hyperlink r:id="rId27">
-        <w:r>
-          <w:rPr>
-            <w:lang w:val="en_US" w:bidi="en_US"/>
-          </w:rPr>
-          <w:rPr>
-            <w:color w:val="0000EE"/>
-            <w:u w:val="single"/>
-          </w:rPr>
-          <w:t>EXO 38:12</w:t>
-        </w:r>
-      </w:hyperlink>
+      <w:r>
+        <w:rPr>
+          <w:lang w:val="en_US" w:bidi="en_US"/>
+        </w:rPr>
+        <w:t>EXO 38:12</w:t>
+      </w:r>
       <w:r>
         <w:rPr>
           <w:lang w:val="en_US" w:bidi="en_US"/>
         </w:rPr>
         <w:t xml:space="preserve"> · </w:t>
       </w:r>
-      <w:hyperlink r:id="rId28">
-        <w:r>
-          <w:rPr>
-            <w:lang w:val="en_US" w:bidi="en_US"/>
-          </w:rPr>
-          <w:rPr>
-            <w:color w:val="0000EE"/>
-            <w:u w:val="single"/>
-          </w:rPr>
-          <w:t>EXO 38:17</w:t>
-        </w:r>
-      </w:hyperlink>
+      <w:r>
+        <w:rPr>
+          <w:lang w:val="en_US" w:bidi="en_US"/>
+        </w:rPr>
+        <w:t>EXO 38:17</w:t>
+      </w:r>
       <w:r>
         <w:rPr>
           <w:lang w:val="en_US" w:bidi="en_US"/>
         </w:rPr>
         <w:t xml:space="preserve"> · </w:t>
       </w:r>
-      <w:hyperlink r:id="rId29">
-        <w:r>
-          <w:rPr>
-            <w:lang w:val="en_US" w:bidi="en_US"/>
-          </w:rPr>
-          <w:rPr>
-            <w:color w:val="0000EE"/>
-            <w:u w:val="single"/>
-          </w:rPr>
-          <w:t>EXO 38:19</w:t>
-        </w:r>
-      </w:hyperlink>
+      <w:r>
+        <w:rPr>
+          <w:lang w:val="en_US" w:bidi="en_US"/>
+        </w:rPr>
+        <w:t>EXO 38:19</w:t>
+      </w:r>
       <w:r>
         <w:rPr>
           <w:lang w:val="en_US" w:bidi="en_US"/>
         </w:rPr>
         <w:t xml:space="preserve"> · </w:t>
       </w:r>
-      <w:hyperlink r:id="rId30">
-        <w:r>
-          <w:rPr>
-            <w:lang w:val="en_US" w:bidi="en_US"/>
-          </w:rPr>
-          <w:rPr>
-            <w:color w:val="0000EE"/>
-            <w:u w:val="single"/>
-          </w:rPr>
-          <w:t>EXO 38:28</w:t>
-        </w:r>
-      </w:hyperlink>
+      <w:r>
+        <w:rPr>
+          <w:lang w:val="en_US" w:bidi="en_US"/>
+        </w:rPr>
+        <w:t>EXO 38:28</w:t>
+      </w:r>
     </w:p>
     <w:p>
       <w:pPr/>
@@ -1244,18 +1154,12 @@
           <w:lang w:val="en_US" w:bidi="en_US"/>
         </w:rPr>
       </w:r>
-      <w:hyperlink r:id="rId31">
-        <w:r>
-          <w:rPr>
-            <w:lang w:val="en_US" w:bidi="en_US"/>
-          </w:rPr>
-          <w:rPr>
-            <w:color w:val="0000EE"/>
-            <w:u w:val="single"/>
-          </w:rPr>
-          <w:t>PRO 21:8</w:t>
-        </w:r>
-      </w:hyperlink>
+      <w:r>
+        <w:rPr>
+          <w:lang w:val="en_US" w:bidi="en_US"/>
+        </w:rPr>
+        <w:t>PRO 21:8</w:t>
+      </w:r>
       <w:r>
         <w:rPr>
           <w:vertAlign w:val="superscript"/>
@@ -1461,18 +1365,12 @@
           <w:lang w:val="en_US" w:bidi="en_US"/>
         </w:rPr>
       </w:r>
-      <w:hyperlink r:id="rId32">
-        <w:r>
-          <w:rPr>
-            <w:lang w:val="en_US" w:bidi="en_US"/>
-          </w:rPr>
-          <w:rPr>
-            <w:color w:val="0000EE"/>
-            <w:u w:val="single"/>
-          </w:rPr>
-          <w:t>EST 9:9</w:t>
-        </w:r>
-      </w:hyperlink>
+      <w:r>
+        <w:rPr>
+          <w:lang w:val="en_US" w:bidi="en_US"/>
+        </w:rPr>
+        <w:t>EST 9:9</w:t>
+      </w:r>
     </w:p>
     <w:p>
       <w:pPr/>
@@ -1632,18 +1530,12 @@
           <w:lang w:val="en_US" w:bidi="en_US"/>
         </w:rPr>
       </w:r>
-      <w:hyperlink r:id="rId33">
-        <w:r>
-          <w:rPr>
-            <w:lang w:val="en_US" w:bidi="en_US"/>
-          </w:rPr>
-          <w:rPr>
-            <w:color w:val="0000EE"/>
-            <w:u w:val="single"/>
-          </w:rPr>
-          <w:t>GEN 11:30</w:t>
-        </w:r>
-      </w:hyperlink>
+      <w:r>
+        <w:rPr>
+          <w:lang w:val="en_US" w:bidi="en_US"/>
+        </w:rPr>
+        <w:t>GEN 11:30</w:t>
+      </w:r>
     </w:p>
     <w:p>
       <w:pPr/>
@@ -1797,18 +1689,12 @@
           <w:lang w:val="en_US" w:bidi="en_US"/>
         </w:rPr>
       </w:r>
-      <w:hyperlink r:id="rId34">
-        <w:r>
-          <w:rPr>
-            <w:lang w:val="en_US" w:bidi="en_US"/>
-          </w:rPr>
-          <w:rPr>
-            <w:color w:val="0000EE"/>
-            <w:u w:val="single"/>
-          </w:rPr>
-          <w:t>EZR 10:36</w:t>
-        </w:r>
-      </w:hyperlink>
+      <w:r>
+        <w:rPr>
+          <w:lang w:val="en_US" w:bidi="en_US"/>
+        </w:rPr>
+        <w:t>EZR 10:36</w:t>
+      </w:r>
     </w:p>
     <w:p>
       <w:pPr/>
@@ -1986,18 +1872,12 @@
           <w:lang w:val="en_US" w:bidi="en_US"/>
         </w:rPr>
       </w:r>
-      <w:hyperlink r:id="rId35">
-        <w:r>
-          <w:rPr>
-            <w:lang w:val="en_US" w:bidi="en_US"/>
-          </w:rPr>
-          <w:rPr>
-            <w:color w:val="0000EE"/>
-            <w:u w:val="single"/>
-          </w:rPr>
-          <w:t>NUM 13:14</w:t>
-        </w:r>
-      </w:hyperlink>
+      <w:r>
+        <w:rPr>
+          <w:lang w:val="en_US" w:bidi="en_US"/>
+        </w:rPr>
+        <w:t>NUM 13:14</w:t>
+      </w:r>
     </w:p>
     <w:p>
       <w:pPr/>
@@ -2169,18 +2049,12 @@
           <w:lang w:val="en_US" w:bidi="en_US"/>
         </w:rPr>
       </w:r>
-      <w:hyperlink r:id="rId36">
-        <w:r>
-          <w:rPr>
-            <w:lang w:val="en_US" w:bidi="en_US"/>
-          </w:rPr>
-          <w:rPr>
-            <w:color w:val="0000EE"/>
-            <w:u w:val="single"/>
-          </w:rPr>
-          <w:t>1CH 6:13</w:t>
-        </w:r>
-      </w:hyperlink>
+      <w:r>
+        <w:rPr>
+          <w:lang w:val="en_US" w:bidi="en_US"/>
+        </w:rPr>
+        <w:t>1CH 6:13</w:t>
+      </w:r>
       <w:r>
         <w:rPr>
           <w:vertAlign w:val="superscript"/>
@@ -2506,180 +2380,120 @@
           <w:lang w:val="en_US" w:bidi="en_US"/>
         </w:rPr>
       </w:r>
-      <w:hyperlink r:id="rId37">
-        <w:r>
-          <w:rPr>
-            <w:lang w:val="en_US" w:bidi="en_US"/>
-          </w:rPr>
-          <w:rPr>
-            <w:color w:val="0000EE"/>
-            <w:u w:val="single"/>
-          </w:rPr>
-          <w:t>EST 1:9</w:t>
-        </w:r>
-      </w:hyperlink>
+      <w:r>
+        <w:rPr>
+          <w:lang w:val="en_US" w:bidi="en_US"/>
+        </w:rPr>
+        <w:t>EST 1:9</w:t>
+      </w:r>
       <w:r>
         <w:rPr>
           <w:lang w:val="en_US" w:bidi="en_US"/>
         </w:rPr>
         <w:t xml:space="preserve"> · </w:t>
       </w:r>
-      <w:hyperlink r:id="rId38">
-        <w:r>
-          <w:rPr>
-            <w:lang w:val="en_US" w:bidi="en_US"/>
-          </w:rPr>
-          <w:rPr>
-            <w:color w:val="0000EE"/>
-            <w:u w:val="single"/>
-          </w:rPr>
-          <w:t>EST 1:11</w:t>
-        </w:r>
-      </w:hyperlink>
+      <w:r>
+        <w:rPr>
+          <w:lang w:val="en_US" w:bidi="en_US"/>
+        </w:rPr>
+        <w:t>EST 1:11</w:t>
+      </w:r>
       <w:r>
         <w:rPr>
           <w:lang w:val="en_US" w:bidi="en_US"/>
         </w:rPr>
         <w:t xml:space="preserve"> · </w:t>
       </w:r>
-      <w:hyperlink r:id="rId39">
-        <w:r>
-          <w:rPr>
-            <w:lang w:val="en_US" w:bidi="en_US"/>
-          </w:rPr>
-          <w:rPr>
-            <w:color w:val="0000EE"/>
-            <w:u w:val="single"/>
-          </w:rPr>
-          <w:t>EST 1:12</w:t>
-        </w:r>
-      </w:hyperlink>
+      <w:r>
+        <w:rPr>
+          <w:lang w:val="en_US" w:bidi="en_US"/>
+        </w:rPr>
+        <w:t>EST 1:12</w:t>
+      </w:r>
       <w:r>
         <w:rPr>
           <w:lang w:val="en_US" w:bidi="en_US"/>
         </w:rPr>
         <w:t xml:space="preserve"> · </w:t>
       </w:r>
-      <w:hyperlink r:id="rId40">
-        <w:r>
-          <w:rPr>
-            <w:lang w:val="en_US" w:bidi="en_US"/>
-          </w:rPr>
-          <w:rPr>
-            <w:color w:val="0000EE"/>
-            <w:u w:val="single"/>
-          </w:rPr>
-          <w:t>EST 1:15</w:t>
-        </w:r>
-      </w:hyperlink>
+      <w:r>
+        <w:rPr>
+          <w:lang w:val="en_US" w:bidi="en_US"/>
+        </w:rPr>
+        <w:t>EST 1:15</w:t>
+      </w:r>
       <w:r>
         <w:rPr>
           <w:lang w:val="en_US" w:bidi="en_US"/>
         </w:rPr>
         <w:t xml:space="preserve"> · </w:t>
       </w:r>
-      <w:hyperlink r:id="rId41">
-        <w:r>
-          <w:rPr>
-            <w:lang w:val="en_US" w:bidi="en_US"/>
-          </w:rPr>
-          <w:rPr>
-            <w:color w:val="0000EE"/>
-            <w:u w:val="single"/>
-          </w:rPr>
-          <w:t>EST 1:16</w:t>
-        </w:r>
-      </w:hyperlink>
+      <w:r>
+        <w:rPr>
+          <w:lang w:val="en_US" w:bidi="en_US"/>
+        </w:rPr>
+        <w:t>EST 1:16</w:t>
+      </w:r>
       <w:r>
         <w:rPr>
           <w:lang w:val="en_US" w:bidi="en_US"/>
         </w:rPr>
         <w:t xml:space="preserve"> · </w:t>
       </w:r>
-      <w:hyperlink r:id="rId42">
-        <w:r>
-          <w:rPr>
-            <w:lang w:val="en_US" w:bidi="en_US"/>
-          </w:rPr>
-          <w:rPr>
-            <w:color w:val="0000EE"/>
-            <w:u w:val="single"/>
-          </w:rPr>
-          <w:t>EST 1:17</w:t>
-        </w:r>
-      </w:hyperlink>
+      <w:r>
+        <w:rPr>
+          <w:lang w:val="en_US" w:bidi="en_US"/>
+        </w:rPr>
+        <w:t>EST 1:17</w:t>
+      </w:r>
       <w:r>
         <w:rPr>
           <w:lang w:val="en_US" w:bidi="en_US"/>
         </w:rPr>
         <w:t xml:space="preserve"> · </w:t>
       </w:r>
-      <w:hyperlink r:id="rId43">
-        <w:r>
-          <w:rPr>
-            <w:lang w:val="en_US" w:bidi="en_US"/>
-          </w:rPr>
-          <w:rPr>
-            <w:color w:val="0000EE"/>
-            <w:u w:val="single"/>
-          </w:rPr>
-          <w:t>EST 1:19</w:t>
-        </w:r>
-      </w:hyperlink>
+      <w:r>
+        <w:rPr>
+          <w:lang w:val="en_US" w:bidi="en_US"/>
+        </w:rPr>
+        <w:t>EST 1:19</w:t>
+      </w:r>
       <w:r>
         <w:rPr>
           <w:lang w:val="en_US" w:bidi="en_US"/>
         </w:rPr>
         <w:t xml:space="preserve"> · </w:t>
       </w:r>
-      <w:hyperlink r:id="rId44">
-        <w:r>
-          <w:rPr>
-            <w:lang w:val="en_US" w:bidi="en_US"/>
-          </w:rPr>
-          <w:rPr>
-            <w:color w:val="0000EE"/>
-            <w:u w:val="single"/>
-          </w:rPr>
-          <w:t>EST 2:1</w:t>
-        </w:r>
-      </w:hyperlink>
+      <w:r>
+        <w:rPr>
+          <w:lang w:val="en_US" w:bidi="en_US"/>
+        </w:rPr>
+        <w:t>EST 2:1</w:t>
+      </w:r>
       <w:r>
         <w:rPr>
           <w:lang w:val="en_US" w:bidi="en_US"/>
         </w:rPr>
         <w:t xml:space="preserve"> · </w:t>
       </w:r>
-      <w:hyperlink r:id="rId45">
-        <w:r>
-          <w:rPr>
-            <w:lang w:val="en_US" w:bidi="en_US"/>
-          </w:rPr>
-          <w:rPr>
-            <w:color w:val="0000EE"/>
-            <w:u w:val="single"/>
-          </w:rPr>
-          <w:t>EST 2:4</w:t>
-        </w:r>
-      </w:hyperlink>
+      <w:r>
+        <w:rPr>
+          <w:lang w:val="en_US" w:bidi="en_US"/>
+        </w:rPr>
+        <w:t>EST 2:4</w:t>
+      </w:r>
       <w:r>
         <w:rPr>
           <w:lang w:val="en_US" w:bidi="en_US"/>
         </w:rPr>
         <w:t xml:space="preserve"> · </w:t>
       </w:r>
-      <w:hyperlink r:id="rId46">
-        <w:r>
-          <w:rPr>
-            <w:lang w:val="en_US" w:bidi="en_US"/>
-          </w:rPr>
-          <w:rPr>
-            <w:color w:val="0000EE"/>
-            <w:u w:val="single"/>
-          </w:rPr>
-          <w:t>EST 2:17</w:t>
-        </w:r>
-      </w:hyperlink>
+      <w:r>
+        <w:rPr>
+          <w:lang w:val="en_US" w:bidi="en_US"/>
+        </w:rPr>
+        <w:t>EST 2:17</w:t>
+      </w:r>
     </w:p>
     <w:p>
       <w:pPr/>
